--- a/business/for_codex/01_pitch_materials/ATOMiK_Executive_Summary.docx
+++ b/business/for_codex/01_pitch_materials/ATOMiK_Executive_Summary.docx
@@ -33,7 +33,7 @@
         <w:rPr>
           <w:color w:val="070B12"/>
         </w:rPr>
-        <w:t>The Opportunity</w:t>
+        <w:t>What ATOMiK Is</w:t>
       </w:r>
     </w:p>
     <w:p>
@@ -41,15 +41,16 @@
         <w:rPr>
           <w:sz w:val="22"/>
         </w:rPr>
-        <w:t>ATOMiK is a state-aware compute architecture that reduces wasted state movement in constrained edge, embedded, and AI systems. Every constrained device — from edge sensors to autonomous systems — spends resources rediscovering what hasn't changed. ATOMiK tracks meaningful change instead of moving, scanning, or rebuilding full state.</w:t>
+        <w:t>ATOMiK is a state-aware compute architecture that helps constrained edge, embedded, and AI-at-the-edge teams evaluate whether they can reduce wasted state movement by tracking meaningful change instead of repeatedly moving, scanning, syncing, replaying, or rebuilding full state.</w:t>
       </w:r>
     </w:p>
     <w:p>
       <w:r>
         <w:rPr>
+          <w:b/>
           <w:sz w:val="22"/>
         </w:rPr>
-        <w:t>The company is raising $2.0M in pre-seed capital to fund measured customer-value proof, IP strengthening, and ASIC feasibility — positioning ATOMiK for IP licensing or strategic acquisition by a major semiconductor or platform company.</w:t>
+        <w:t>The company is raising a $2.0M target pre-seed to move from hardware-backed primitive proof to measured customer workload proof, IP diligence, and ASIC feasibility. The round does not fund tape-out.</w:t>
       </w:r>
     </w:p>
     <w:p>
@@ -60,15 +61,7 @@
         <w:rPr>
           <w:color w:val="070B12"/>
         </w:rPr>
-        <w:t>The Problem</w:t>
-      </w:r>
-    </w:p>
-    <w:p>
-      <w:r>
-        <w:rPr>
-          <w:sz w:val="22"/>
-        </w:rPr>
-        <w:t>Constrained systems everywhere pay a hidden tax on unchanged state:</w:t>
+        <w:t>Why It Matters</w:t>
       </w:r>
     </w:p>
     <w:p>
@@ -79,7 +72,7 @@
         <w:rPr>
           <w:sz w:val="21"/>
         </w:rPr>
-        <w:t>Data-center energy: 415 TWh globally (2024) → projected 945 TWh by 2030 (IEA)</w:t>
+        <w:t>Buyer pain: battery budget, enclosure heat, link budget, update latency, reliability, size, and weight.</w:t>
       </w:r>
     </w:p>
     <w:p>
@@ -90,7 +83,7 @@
         <w:rPr>
           <w:sz w:val="21"/>
         </w:rPr>
-        <w:t>U.S. data centers alone: 176 TWh (2023) → 325–580 TWh projected by 2028 (LBNL)</w:t>
+        <w:t>First wedge: one state-heavy workload, one current baseline, and one painful constraint expensive enough to evaluate.</w:t>
       </w:r>
     </w:p>
     <w:p>
@@ -101,27 +94,7 @@
         <w:rPr>
           <w:sz w:val="21"/>
         </w:rPr>
-        <w:t>Edge devices burn battery, generate heat, and use bandwidth scanning state they already know</w:t>
-      </w:r>
-    </w:p>
-    <w:p>
-      <w:pPr>
-        <w:pStyle w:val="ListBullet"/>
-      </w:pPr>
-      <w:r>
-        <w:rPr>
-          <w:sz w:val="21"/>
-        </w:rPr>
-        <w:t>AI context systems move full state even when only a small delta matters</w:t>
-      </w:r>
-    </w:p>
-    <w:p>
-      <w:r>
-        <w:rPr>
-          <w:b/>
-          <w:sz w:val="22"/>
-        </w:rPr>
-        <w:t>The root cause: computing has been architected around full-state movement. ATOMiK changes the unit of compute from state to change.</w:t>
+        <w:t>Why now: energy, bandwidth, thermal, and local-compute pressure are rising; IEA/LBNL figures are market context, not ATOMiK savings claims.</w:t>
       </w:r>
     </w:p>
     <w:p>
@@ -132,42 +105,7 @@
         <w:rPr>
           <w:color w:val="070B12"/>
         </w:rPr>
-        <w:t>The Solution</w:t>
-      </w:r>
-    </w:p>
-    <w:p>
-      <w:r>
-        <w:rPr>
-          <w:sz w:val="22"/>
-        </w:rPr>
-        <w:t>ATOMiK's core primitive: state = reference_state XOR accumulated_delta</w:t>
-      </w:r>
-    </w:p>
-    <w:p>
-      <w:r>
-        <w:rPr>
-          <w:sz w:val="22"/>
-        </w:rPr>
-        <w:t>LOAD a reference. ACCUM only meaningful changes. READ only when reconstruction is needed. SWAP at clean epoch boundaries.</w:t>
-      </w:r>
-    </w:p>
-    <w:p>
-      <w:r>
-        <w:rPr>
-          <w:sz w:val="22"/>
-        </w:rPr>
-        <w:t>The math — XOR algebra — is self-inverse, commutative, and parallelizable. It maps efficiently to hardware. It is not ML, not new silicon; it is a better structural approach to what computing already does with state.</w:t>
-      </w:r>
-    </w:p>
-    <w:p>
-      <w:pPr>
-        <w:pStyle w:val="Heading1"/>
-      </w:pPr>
-      <w:r>
-        <w:rPr>
-          <w:color w:val="070B12"/>
-        </w:rPr>
-        <w:t>Validated Proof</w:t>
+        <w:t>Evaluation Offer</w:t>
       </w:r>
     </w:p>
     <w:tbl>
@@ -183,29 +121,27 @@
       <w:tr>
         <w:tc>
           <w:tcPr>
-            <w:tcW w:type="dxa" w:w="3168"/>
+            <w:tcW w:type="dxa" w:w="2232"/>
           </w:tcPr>
           <w:p>
             <w:r>
               <w:rPr>
-                <w:b/>
                 <w:sz w:val="19"/>
               </w:rPr>
-              <w:t>Proof Item</w:t>
+              <w:t>Give us</w:t>
             </w:r>
           </w:p>
         </w:tc>
         <w:tc>
           <w:tcPr>
-            <w:tcW w:type="dxa" w:w="6624"/>
+            <w:tcW w:type="dxa" w:w="7560"/>
           </w:tcPr>
           <w:p>
             <w:r>
               <w:rPr>
-                <w:b/>
                 <w:sz w:val="19"/>
               </w:rPr>
-              <w:t>Status &amp; Evidence</w:t>
+              <w:t>One state-heavy workload, current baseline, and painful constraint.</w:t>
             </w:r>
           </w:p>
         </w:tc>
@@ -213,27 +149,27 @@
       <w:tr>
         <w:tc>
           <w:tcPr>
-            <w:tcW w:type="dxa" w:w="3168"/>
+            <w:tcW w:type="dxa" w:w="2232"/>
           </w:tcPr>
           <w:p>
             <w:r>
               <w:rPr>
                 <w:sz w:val="19"/>
               </w:rPr>
-              <w:t>ATOMiK Desk v0.39-K UI</w:t>
+              <w:t>We evaluate</w:t>
             </w:r>
           </w:p>
         </w:tc>
         <w:tc>
           <w:tcPr>
-            <w:tcW w:type="dxa" w:w="6624"/>
+            <w:tcW w:type="dxa" w:w="7560"/>
           </w:tcPr>
           <w:p>
             <w:r>
               <w:rPr>
                 <w:sz w:val="19"/>
               </w:rPr>
-              <w:t>HARDWARE_VALIDATED — prototype running on live Zynq FPGA (May 2026)</w:t>
+              <w:t>Where state movement creates waste and whether ATOMiK can improve that path.</w:t>
             </w:r>
           </w:p>
         </w:tc>
@@ -241,27 +177,27 @@
       <w:tr>
         <w:tc>
           <w:tcPr>
-            <w:tcW w:type="dxa" w:w="3168"/>
+            <w:tcW w:type="dxa" w:w="2232"/>
           </w:tcPr>
           <w:p>
             <w:r>
               <w:rPr>
                 <w:sz w:val="19"/>
               </w:rPr>
-              <w:t>16/16 algebraic property tests</w:t>
+              <w:t>You receive</w:t>
             </w:r>
           </w:p>
         </w:tc>
         <w:tc>
           <w:tcPr>
-            <w:tcW w:type="dxa" w:w="6624"/>
+            <w:tcW w:type="dxa" w:w="7560"/>
           </w:tcPr>
           <w:p>
             <w:r>
               <w:rPr>
                 <w:sz w:val="19"/>
               </w:rPr>
-              <w:t>HARDWARE_VALIDATED — XOR self-inverse, identity, commutativity confirmed on silicon</w:t>
+              <w:t>Workload map, baseline comparison, evidence map, fit/no-fit recommendation, and next-step plan.</w:t>
             </w:r>
           </w:p>
         </w:tc>
@@ -269,83 +205,27 @@
       <w:tr>
         <w:tc>
           <w:tcPr>
-            <w:tcW w:type="dxa" w:w="3168"/>
+            <w:tcW w:type="dxa" w:w="2232"/>
           </w:tcPr>
           <w:p>
             <w:r>
               <w:rPr>
                 <w:sz w:val="19"/>
               </w:rPr>
-              <w:t>Linux userspace to FPGA path</w:t>
+              <w:t>Success</w:t>
             </w:r>
           </w:p>
         </w:tc>
         <w:tc>
           <w:tcPr>
-            <w:tcW w:type="dxa" w:w="6624"/>
+            <w:tcW w:type="dxa" w:w="7560"/>
           </w:tcPr>
           <w:p>
             <w:r>
               <w:rPr>
                 <w:sz w:val="19"/>
               </w:rPr>
-              <w:t>HARDWARE_VALIDATED — full OS-to-accelerator path verified</w:t>
-            </w:r>
-          </w:p>
-        </w:tc>
-      </w:tr>
-      <w:tr>
-        <w:tc>
-          <w:tcPr>
-            <w:tcW w:type="dxa" w:w="3168"/>
-          </w:tcPr>
-          <w:p>
-            <w:r>
-              <w:rPr>
-                <w:sz w:val="19"/>
-              </w:rPr>
-              <w:t>AX7020 board performance matrix</w:t>
-            </w:r>
-          </w:p>
-        </w:tc>
-        <w:tc>
-          <w:tcPr>
-            <w:tcW w:type="dxa" w:w="6624"/>
-          </w:tcPr>
-          <w:p>
-            <w:r>
-              <w:rPr>
-                <w:sz w:val="19"/>
-              </w:rPr>
-              <w:t>LIVE_MEASURED — 4-way baseline vs. ATOMiK comparison with raw artifacts</w:t>
-            </w:r>
-          </w:p>
-        </w:tc>
-      </w:tr>
-      <w:tr>
-        <w:tc>
-          <w:tcPr>
-            <w:tcW w:type="dxa" w:w="3168"/>
-          </w:tcPr>
-          <w:p>
-            <w:r>
-              <w:rPr>
-                <w:sz w:val="19"/>
-              </w:rPr>
-              <w:t>Formal proof work</w:t>
-            </w:r>
-          </w:p>
-        </w:tc>
-        <w:tc>
-          <w:tcPr>
-            <w:tcW w:type="dxa" w:w="6624"/>
-          </w:tcPr>
-          <w:p>
-            <w:r>
-              <w:rPr>
-                <w:sz w:val="19"/>
-              </w:rPr>
-              <w:t>SOFTWARE_VALIDATED — algebraic properties proved in Lean4</w:t>
+              <w:t>Measured improvement against one agreed metric while preserving correctness.</w:t>
             </w:r>
           </w:p>
         </w:tc>
@@ -354,10 +234,7 @@
     <w:p/>
     <w:p>
       <w:r>
-        <w:rPr>
-          <w:sz w:val="18"/>
-        </w:rPr>
-        <w:t>Note: Battery, thermal, cooling, water, and footprint outcomes are evaluation targets — they require workload-specific measurement per customer environment. The mechanism has been validated; the outcomes need customer workloads.</w:t>
+        <w:br w:type="page"/>
       </w:r>
     </w:p>
     <w:p>
@@ -368,15 +245,7 @@
         <w:rPr>
           <w:color w:val="070B12"/>
         </w:rPr>
-        <w:t>Business Model &amp; Path to Return</w:t>
-      </w:r>
-    </w:p>
-    <w:p>
-      <w:r>
-        <w:rPr>
-          <w:sz w:val="22"/>
-        </w:rPr>
-        <w:t>ATOMiK does not need to outspend incumbents. The path:</w:t>
+        <w:t>Proof Today</w:t>
       </w:r>
     </w:p>
     <w:tbl>
@@ -392,7 +261,7 @@
       <w:tr>
         <w:tc>
           <w:tcPr>
-            <w:tcW w:type="dxa" w:w="2592"/>
+            <w:tcW w:type="dxa" w:w="3024"/>
           </w:tcPr>
           <w:p>
             <w:r>
@@ -400,13 +269,13 @@
                 <w:b/>
                 <w:sz w:val="19"/>
               </w:rPr>
-              <w:t>Timeline</w:t>
+              <w:t>Artifact</w:t>
             </w:r>
           </w:p>
         </w:tc>
         <w:tc>
           <w:tcPr>
-            <w:tcW w:type="dxa" w:w="7200"/>
+            <w:tcW w:type="dxa" w:w="6768"/>
           </w:tcPr>
           <w:p>
             <w:r>
@@ -414,7 +283,7 @@
                 <w:b/>
                 <w:sz w:val="19"/>
               </w:rPr>
-              <w:t>Activity</w:t>
+              <w:t>Evidence Boundary</w:t>
             </w:r>
           </w:p>
         </w:tc>
@@ -422,27 +291,27 @@
       <w:tr>
         <w:tc>
           <w:tcPr>
-            <w:tcW w:type="dxa" w:w="2592"/>
+            <w:tcW w:type="dxa" w:w="3024"/>
           </w:tcPr>
           <w:p>
             <w:r>
               <w:rPr>
                 <w:sz w:val="19"/>
               </w:rPr>
-              <w:t>Near term (0–12 mo)</w:t>
+              <w:t>Zynq Desk v0.39-K</w:t>
             </w:r>
           </w:p>
         </w:tc>
         <w:tc>
           <w:tcPr>
-            <w:tcW w:type="dxa" w:w="7200"/>
+            <w:tcW w:type="dxa" w:w="6768"/>
           </w:tcPr>
           <w:p>
             <w:r>
               <w:rPr>
                 <w:sz w:val="19"/>
               </w:rPr>
-              <w:t>Paid technical evaluations — customer brings workload, baseline, constraint; ATOMiK measures fit</w:t>
+              <w:t>HARDWARE_VALIDATED — live prototype UI proof image; not product maturity or performance proof.</w:t>
             </w:r>
           </w:p>
         </w:tc>
@@ -450,27 +319,27 @@
       <w:tr>
         <w:tc>
           <w:tcPr>
-            <w:tcW w:type="dxa" w:w="2592"/>
+            <w:tcW w:type="dxa" w:w="3024"/>
           </w:tcPr>
           <w:p>
             <w:r>
               <w:rPr>
                 <w:sz w:val="19"/>
               </w:rPr>
-              <w:t>Medium term (12–24 mo)</w:t>
+              <w:t>Linux userspace to FPGA</w:t>
             </w:r>
           </w:p>
         </w:tc>
         <w:tc>
           <w:tcPr>
-            <w:tcW w:type="dxa" w:w="7200"/>
+            <w:tcW w:type="dxa" w:w="6768"/>
           </w:tcPr>
           <w:p>
             <w:r>
               <w:rPr>
                 <w:sz w:val="19"/>
               </w:rPr>
-              <w:t>Design-partner agreements, IP licensing deals with embedded/edge platform companies</w:t>
+              <w:t>HARDWARE_VALIDATED — documented OS-to-bus path with 16/16 property checks.</w:t>
             </w:r>
           </w:p>
         </w:tc>
@@ -478,27 +347,83 @@
       <w:tr>
         <w:tc>
           <w:tcPr>
-            <w:tcW w:type="dxa" w:w="2592"/>
+            <w:tcW w:type="dxa" w:w="3024"/>
           </w:tcPr>
           <w:p>
             <w:r>
               <w:rPr>
                 <w:sz w:val="19"/>
               </w:rPr>
-              <w:t>Long term (18–36 mo)</w:t>
+              <w:t>AX7020 matrix</w:t>
             </w:r>
           </w:p>
         </w:tc>
         <w:tc>
           <w:tcPr>
-            <w:tcW w:type="dxa" w:w="7200"/>
+            <w:tcW w:type="dxa" w:w="6768"/>
           </w:tcPr>
           <w:p>
             <w:r>
               <w:rPr>
                 <w:sz w:val="19"/>
               </w:rPr>
-              <w:t>Strategic licensing or acquisition by chip/platform company — Qualcomm, NXP, TI, Renesas, ARM, or hyperscaler edge division</w:t>
+              <w:t>LIVE_MEASURED — workload-specific wins and losses; quote with caveats.</w:t>
+            </w:r>
+          </w:p>
+        </w:tc>
+      </w:tr>
+      <w:tr>
+        <w:tc>
+          <w:tcPr>
+            <w:tcW w:type="dxa" w:w="3024"/>
+          </w:tcPr>
+          <w:p>
+            <w:r>
+              <w:rPr>
+                <w:sz w:val="19"/>
+              </w:rPr>
+              <w:t>Formal proof foundation</w:t>
+            </w:r>
+          </w:p>
+        </w:tc>
+        <w:tc>
+          <w:tcPr>
+            <w:tcW w:type="dxa" w:w="6768"/>
+          </w:tcPr>
+          <w:p>
+            <w:r>
+              <w:rPr>
+                <w:sz w:val="19"/>
+              </w:rPr>
+              <w:t>FORMAL_PROOF where directly audited; otherwise SOFTWARE_VALIDATED / proof work present. Counts withheld until reconciled.</w:t>
+            </w:r>
+          </w:p>
+        </w:tc>
+      </w:tr>
+      <w:tr>
+        <w:tc>
+          <w:tcPr>
+            <w:tcW w:type="dxa" w:w="3024"/>
+          </w:tcPr>
+          <w:p>
+            <w:r>
+              <w:rPr>
+                <w:sz w:val="19"/>
+              </w:rPr>
+              <w:t>SD boot artifacts</w:t>
+            </w:r>
+          </w:p>
+        </w:tc>
+        <w:tc>
+          <w:tcPr>
+            <w:tcW w:type="dxa" w:w="6768"/>
+          </w:tcPr>
+          <w:p>
+            <w:r>
+              <w:rPr>
+                <w:sz w:val="19"/>
+              </w:rPr>
+              <w:t>BUILD_ARTIFACT — build output exists; power-on run artifact still gated.</w:t>
             </w:r>
           </w:p>
         </w:tc>
@@ -506,12 +431,30 @@
     </w:tbl>
     <w:p/>
     <w:p>
+      <w:pPr>
+        <w:pStyle w:val="Heading1"/>
+      </w:pPr>
       <w:r>
         <w:rPr>
-          <w:b/>
+          <w:color w:val="070B12"/>
+        </w:rPr>
+        <w:t>Business Path</w:t>
+      </w:r>
+    </w:p>
+    <w:p>
+      <w:r>
+        <w:rPr>
           <w:sz w:val="22"/>
         </w:rPr>
-        <w:t>Comparable IP architecture acquisitions in semiconductor history: $50M–$400M+ for validated compute primitives. ATOMiK's path: workload proof → IP diligence → strategic exit.</w:t>
+        <w:t>Paid proof reviews and technical evaluations -&gt; design-partner evaluations -&gt; IP/licensing diligence -&gt; strategic licensing or platform partnership if workload proof supports it.</w:t>
+      </w:r>
+    </w:p>
+    <w:p>
+      <w:r>
+        <w:rPr>
+          <w:sz w:val="18"/>
+        </w:rPr>
+        <w:t>Return narrative: pre-seed capital buys diligence assets a strategic partner can evaluate: workload proof, IP status, integration path, and ASIC feasibility. No exit, valuation, or return multiple is implied.</w:t>
       </w:r>
     </w:p>
     <w:p>
@@ -522,7 +465,7 @@
         <w:rPr>
           <w:color w:val="070B12"/>
         </w:rPr>
-        <w:t>The Ask</w:t>
+        <w:t>Ask</w:t>
       </w:r>
     </w:p>
     <w:tbl>
@@ -538,27 +481,27 @@
       <w:tr>
         <w:tc>
           <w:tcPr>
-            <w:tcW w:type="dxa" w:w="3168"/>
+            <w:tcW w:type="dxa" w:w="2232"/>
           </w:tcPr>
           <w:p>
             <w:r>
               <w:rPr>
                 <w:sz w:val="19"/>
               </w:rPr>
-              <w:t>Target raise</w:t>
+              <w:t>Target</w:t>
             </w:r>
           </w:p>
         </w:tc>
         <w:tc>
           <w:tcPr>
-            <w:tcW w:type="dxa" w:w="6624"/>
+            <w:tcW w:type="dxa" w:w="7560"/>
           </w:tcPr>
           <w:p>
             <w:r>
               <w:rPr>
                 <w:sz w:val="19"/>
               </w:rPr>
-              <w:t>$2.0M pre-seed</w:t>
+              <w:t>$2.0M pre-seed; $1.25M minimum; $2.75M stretch.</w:t>
             </w:r>
           </w:p>
         </w:tc>
@@ -566,27 +509,27 @@
       <w:tr>
         <w:tc>
           <w:tcPr>
-            <w:tcW w:type="dxa" w:w="3168"/>
+            <w:tcW w:type="dxa" w:w="2232"/>
           </w:tcPr>
           <w:p>
             <w:r>
               <w:rPr>
                 <w:sz w:val="19"/>
               </w:rPr>
-              <w:t>Minimum close</w:t>
+              <w:t>Use</w:t>
             </w:r>
           </w:p>
         </w:tc>
         <w:tc>
           <w:tcPr>
-            <w:tcW w:type="dxa" w:w="6624"/>
+            <w:tcW w:type="dxa" w:w="7560"/>
           </w:tcPr>
           <w:p>
             <w:r>
               <w:rPr>
                 <w:sz w:val="19"/>
               </w:rPr>
-              <w:t>$1.25M (12 months)</w:t>
+              <w:t>$600K engineering, $400K customer proof, $300K IP/legal, $300K ASIC feasibility, $400K ops/reserve.</w:t>
             </w:r>
           </w:p>
         </w:tc>
@@ -594,27 +537,27 @@
       <w:tr>
         <w:tc>
           <w:tcPr>
-            <w:tcW w:type="dxa" w:w="3168"/>
+            <w:tcW w:type="dxa" w:w="2232"/>
           </w:tcPr>
           <w:p>
             <w:r>
               <w:rPr>
                 <w:sz w:val="19"/>
               </w:rPr>
-              <w:t>Stretch plan</w:t>
+              <w:t>Need</w:t>
             </w:r>
           </w:p>
         </w:tc>
         <w:tc>
           <w:tcPr>
-            <w:tcW w:type="dxa" w:w="6624"/>
+            <w:tcW w:type="dxa" w:w="7560"/>
           </w:tcPr>
           <w:p>
             <w:r>
               <w:rPr>
                 <w:sz w:val="19"/>
               </w:rPr>
-              <w:t>$2.75M (18+ months)</w:t>
+              <w:t>Capital, design-partner introductions, qualified workload access, and ASIC/IP diligence support.</w:t>
             </w:r>
           </w:p>
         </w:tc>
@@ -622,195 +565,27 @@
       <w:tr>
         <w:tc>
           <w:tcPr>
-            <w:tcW w:type="dxa" w:w="3168"/>
+            <w:tcW w:type="dxa" w:w="2232"/>
           </w:tcPr>
           <w:p>
             <w:r>
               <w:rPr>
                 <w:sz w:val="19"/>
               </w:rPr>
-              <w:t>Instrument</w:t>
+              <w:t>Pending</w:t>
             </w:r>
           </w:p>
         </w:tc>
         <w:tc>
           <w:tcPr>
-            <w:tcW w:type="dxa" w:w="6624"/>
+            <w:tcW w:type="dxa" w:w="7560"/>
           </w:tcPr>
           <w:p>
             <w:r>
               <w:rPr>
                 <w:sz w:val="19"/>
               </w:rPr>
-              <w:t>Post-money SAFE (terms require CFO/counsel review)</w:t>
-            </w:r>
-          </w:p>
-        </w:tc>
-      </w:tr>
-      <w:tr>
-        <w:tc>
-          <w:tcPr>
-            <w:tcW w:type="dxa" w:w="3168"/>
-          </w:tcPr>
-          <w:p>
-            <w:r>
-              <w:rPr>
-                <w:sz w:val="19"/>
-              </w:rPr>
-              <w:t>Engineering &amp; demo</w:t>
-            </w:r>
-          </w:p>
-        </w:tc>
-        <w:tc>
-          <w:tcPr>
-            <w:tcW w:type="dxa" w:w="6624"/>
-          </w:tcPr>
-          <w:p>
-            <w:r>
-              <w:rPr>
-                <w:sz w:val="19"/>
-              </w:rPr>
-              <w:t>$600K — Zynq hardening, measurement tooling</w:t>
-            </w:r>
-          </w:p>
-        </w:tc>
-      </w:tr>
-      <w:tr>
-        <w:tc>
-          <w:tcPr>
-            <w:tcW w:type="dxa" w:w="3168"/>
-          </w:tcPr>
-          <w:p>
-            <w:r>
-              <w:rPr>
-                <w:sz w:val="19"/>
-              </w:rPr>
-              <w:t>Customer proof</w:t>
-            </w:r>
-          </w:p>
-        </w:tc>
-        <w:tc>
-          <w:tcPr>
-            <w:tcW w:type="dxa" w:w="6624"/>
-          </w:tcPr>
-          <w:p>
-            <w:r>
-              <w:rPr>
-                <w:sz w:val="19"/>
-              </w:rPr>
-              <w:t>$400K — workload baselines, evaluation SOWs, artifacts</w:t>
-            </w:r>
-          </w:p>
-        </w:tc>
-      </w:tr>
-      <w:tr>
-        <w:tc>
-          <w:tcPr>
-            <w:tcW w:type="dxa" w:w="3168"/>
-          </w:tcPr>
-          <w:p>
-            <w:r>
-              <w:rPr>
-                <w:sz w:val="19"/>
-              </w:rPr>
-              <w:t>IP / legal</w:t>
-            </w:r>
-          </w:p>
-        </w:tc>
-        <w:tc>
-          <w:tcPr>
-            <w:tcW w:type="dxa" w:w="6624"/>
-          </w:tcPr>
-          <w:p>
-            <w:r>
-              <w:rPr>
-                <w:sz w:val="19"/>
-              </w:rPr>
-              <w:t>$300K — patent conversion, diligence packet</w:t>
-            </w:r>
-          </w:p>
-        </w:tc>
-      </w:tr>
-      <w:tr>
-        <w:tc>
-          <w:tcPr>
-            <w:tcW w:type="dxa" w:w="3168"/>
-          </w:tcPr>
-          <w:p>
-            <w:r>
-              <w:rPr>
-                <w:sz w:val="19"/>
-              </w:rPr>
-              <w:t>ASIC feasibility</w:t>
-            </w:r>
-          </w:p>
-        </w:tc>
-        <w:tc>
-          <w:tcPr>
-            <w:tcW w:type="dxa" w:w="6624"/>
-          </w:tcPr>
-          <w:p>
-            <w:r>
-              <w:rPr>
-                <w:sz w:val="19"/>
-              </w:rPr>
-              <w:t>$300K — mentor review, go/no-go path</w:t>
-            </w:r>
-          </w:p>
-        </w:tc>
-      </w:tr>
-      <w:tr>
-        <w:tc>
-          <w:tcPr>
-            <w:tcW w:type="dxa" w:w="3168"/>
-          </w:tcPr>
-          <w:p>
-            <w:r>
-              <w:rPr>
-                <w:sz w:val="19"/>
-              </w:rPr>
-              <w:t>Finance / ops</w:t>
-            </w:r>
-          </w:p>
-        </w:tc>
-        <w:tc>
-          <w:tcPr>
-            <w:tcW w:type="dxa" w:w="6624"/>
-          </w:tcPr>
-          <w:p>
-            <w:r>
-              <w:rPr>
-                <w:sz w:val="19"/>
-              </w:rPr>
-              <w:t>$250K + $150K reserve</w:t>
-            </w:r>
-          </w:p>
-        </w:tc>
-      </w:tr>
-      <w:tr>
-        <w:tc>
-          <w:tcPr>
-            <w:tcW w:type="dxa" w:w="3168"/>
-          </w:tcPr>
-          <w:p>
-            <w:r>
-              <w:rPr>
-                <w:sz w:val="19"/>
-              </w:rPr>
-              <w:t>Round funds</w:t>
-            </w:r>
-          </w:p>
-        </w:tc>
-        <w:tc>
-          <w:tcPr>
-            <w:tcW w:type="dxa" w:w="6624"/>
-          </w:tcPr>
-          <w:p>
-            <w:r>
-              <w:rPr>
-                <w:sz w:val="19"/>
-              </w:rPr>
-              <w:t>Customer proof + IP + ASIC feasibility. NOT tape-out.</w:t>
+              <w:t>SAFE terms, valuation cap, discount, and close mechanics require CFO/counsel approval.</w:t>
             </w:r>
           </w:p>
         </w:tc>
@@ -825,17 +600,7 @@
         <w:rPr>
           <w:color w:val="070B12"/>
         </w:rPr>
-        <w:t>Contact</w:t>
-      </w:r>
-    </w:p>
-    <w:p>
-      <w:r>
-        <w:rPr>
-          <w:sz w:val="22"/>
-        </w:rPr>
-        <w:t>Matthew Rockwell — Founder</w:t>
-        <w:br/>
-        <w:t>matthew.h.rockwell@gmail.com</w:t>
+        <w:t>Not Claimed</w:t>
       </w:r>
     </w:p>
     <w:p>
@@ -843,7 +608,28 @@
         <w:rPr>
           <w:sz w:val="18"/>
         </w:rPr>
-        <w:t>ATOMiK  |  Hardware-validated  |  Pre-seed open  |  May 2026</w:t>
+        <w:t>No universal speedup, production readiness, guaranteed battery/heat/cooling/water savings, smaller hardware claim, signed customer traction, or funded tape-out.</w:t>
+      </w:r>
+    </w:p>
+    <w:p>
+      <w:pPr>
+        <w:pStyle w:val="Heading1"/>
+      </w:pPr>
+      <w:r>
+        <w:rPr>
+          <w:color w:val="070B12"/>
+        </w:rPr>
+        <w:t>Contact</w:t>
+      </w:r>
+    </w:p>
+    <w:p>
+      <w:r>
+        <w:rPr>
+          <w:sz w:val="18"/>
+        </w:rPr>
+        <w:t>Matthew Rockwell — Founder</w:t>
+        <w:br/>
+        <w:t>matthew.h.rockwell@gmail.com</w:t>
       </w:r>
     </w:p>
     <w:sectPr>
